--- a/module-8/Donohue-M8-Assignment-8_2.docx
+++ b/module-8/Donohue-M8-Assignment-8_2.docx
@@ -454,10 +454,10 @@
     <w:p>
       <w:r>
         <w:drawing>
-          <wp:inline distT="0" distB="0" distL="0" distR="0" wp14:anchorId="3391B585" wp14:editId="0BC264DF">
-            <wp:extent cx="5943600" cy="3194685"/>
-            <wp:effectExtent l="0" t="0" r="0" b="5715"/>
-            <wp:docPr id="1895220294" name="Picture 1"/>
+          <wp:inline distT="0" distB="0" distL="0" distR="0" wp14:anchorId="3BBC21C0" wp14:editId="726E7D09">
+            <wp:extent cx="5943600" cy="3145790"/>
+            <wp:effectExtent l="0" t="0" r="0" b="0"/>
+            <wp:docPr id="441248625" name="Picture 1"/>
             <wp:cNvGraphicFramePr>
               <a:graphicFrameLocks xmlns:a="http://schemas.openxmlformats.org/drawingml/2006/main" noChangeAspect="1"/>
             </wp:cNvGraphicFramePr>
@@ -465,7 +465,7 @@
               <a:graphicData uri="http://schemas.openxmlformats.org/drawingml/2006/picture">
                 <pic:pic xmlns:pic="http://schemas.openxmlformats.org/drawingml/2006/picture">
                   <pic:nvPicPr>
-                    <pic:cNvPr id="1895220294" name=""/>
+                    <pic:cNvPr id="441248625" name=""/>
                     <pic:cNvPicPr/>
                   </pic:nvPicPr>
                   <pic:blipFill>
@@ -477,7 +477,7 @@
                   <pic:spPr>
                     <a:xfrm>
                       <a:off x="0" y="0"/>
-                      <a:ext cx="5943600" cy="3194685"/>
+                      <a:ext cx="5943600" cy="3145790"/>
                     </a:xfrm>
                     <a:prstGeom prst="rect">
                       <a:avLst/>
@@ -495,28 +495,18 @@
       <w:r>
         <w:t>Assignment_8-2.py(</w:t>
       </w:r>
-      <w:proofErr w:type="spellStart"/>
-      <w:r>
-        <w:t>print_</w:t>
-      </w:r>
-      <w:proofErr w:type="gramStart"/>
-      <w:r>
-        <w:t>studetns</w:t>
-      </w:r>
-      <w:proofErr w:type="spellEnd"/>
-      <w:r>
-        <w:t>(</w:t>
-      </w:r>
-      <w:proofErr w:type="gramEnd"/>
+      <w:r>
+        <w:t>print_studetns()</w:t>
+      </w:r>
       <w:r>
         <w:t>)</w:t>
       </w:r>
-      <w:r>
-        <w:t>)</w:t>
-      </w:r>
-    </w:p>
-    <w:p>
-      <w:r>
+    </w:p>
+    <w:p>
+      <w:r>
+        <w:rPr>
+          <w:noProof/>
+        </w:rPr>
         <w:drawing>
           <wp:inline distT="0" distB="0" distL="0" distR="0" wp14:anchorId="755B0F7D" wp14:editId="7F68F506">
             <wp:extent cx="4752975" cy="3043225"/>
@@ -591,6 +581,9 @@
     </w:p>
     <w:p>
       <w:r>
+        <w:rPr>
+          <w:noProof/>
+        </w:rPr>
         <w:drawing>
           <wp:inline distT="0" distB="0" distL="0" distR="0" wp14:anchorId="14261346" wp14:editId="13BE13B6">
             <wp:extent cx="3915321" cy="1257475"/>
@@ -656,6 +649,9 @@
     </w:p>
     <w:p>
       <w:r>
+        <w:rPr>
+          <w:noProof/>
+        </w:rPr>
         <w:drawing>
           <wp:inline distT="0" distB="0" distL="0" distR="0" wp14:anchorId="78C1174A" wp14:editId="22A75F5B">
             <wp:extent cx="4553585" cy="1400370"/>
@@ -714,46 +710,21 @@
           <w:sz w:val="24"/>
           <w:szCs w:val="24"/>
         </w:rPr>
-        <w:t xml:space="preserve">Output notification to the user that </w:t>
-      </w:r>
-      <w:r>
-        <w:rPr>
-          <w:rFonts w:ascii="Times New Roman" w:hAnsi="Times New Roman" w:cs="Times New Roman"/>
-          <w:sz w:val="24"/>
-          <w:szCs w:val="24"/>
-        </w:rPr>
-        <w:t>the .</w:t>
-      </w:r>
-      <w:proofErr w:type="spellStart"/>
-      <w:r>
-        <w:rPr>
-          <w:rFonts w:ascii="Times New Roman" w:hAnsi="Times New Roman" w:cs="Times New Roman"/>
-          <w:sz w:val="24"/>
-          <w:szCs w:val="24"/>
-        </w:rPr>
-        <w:t>json</w:t>
-      </w:r>
-      <w:proofErr w:type="spellEnd"/>
-      <w:r>
-        <w:rPr>
-          <w:rFonts w:ascii="Times New Roman" w:hAnsi="Times New Roman" w:cs="Times New Roman"/>
-          <w:sz w:val="24"/>
-          <w:szCs w:val="24"/>
-        </w:rPr>
-        <w:t xml:space="preserve"> file was updated.</w:t>
-      </w:r>
-    </w:p>
-    <w:p>
-      <w:pPr>
-        <w:rPr>
-          <w:rFonts w:ascii="Times New Roman" w:hAnsi="Times New Roman" w:cs="Times New Roman"/>
-          <w:sz w:val="24"/>
-          <w:szCs w:val="24"/>
-        </w:rPr>
-      </w:pPr>
-      <w:r>
-        <w:rPr>
-          <w:rFonts w:ascii="Times New Roman" w:hAnsi="Times New Roman" w:cs="Times New Roman"/>
+        <w:t>Output notification to the user that the .json file was updated.</w:t>
+      </w:r>
+    </w:p>
+    <w:p>
+      <w:pPr>
+        <w:rPr>
+          <w:rFonts w:ascii="Times New Roman" w:hAnsi="Times New Roman" w:cs="Times New Roman"/>
+          <w:sz w:val="24"/>
+          <w:szCs w:val="24"/>
+        </w:rPr>
+      </w:pPr>
+      <w:r>
+        <w:rPr>
+          <w:rFonts w:ascii="Times New Roman" w:hAnsi="Times New Roman" w:cs="Times New Roman"/>
+          <w:noProof/>
           <w:sz w:val="24"/>
           <w:szCs w:val="24"/>
         </w:rPr>
@@ -870,29 +841,14 @@
           <w:sz w:val="24"/>
           <w:szCs w:val="24"/>
         </w:rPr>
-        <w:t>to save .</w:t>
-      </w:r>
-      <w:proofErr w:type="spellStart"/>
-      <w:r>
-        <w:rPr>
-          <w:rFonts w:ascii="Times New Roman" w:hAnsi="Times New Roman" w:cs="Times New Roman"/>
-          <w:sz w:val="24"/>
-          <w:szCs w:val="24"/>
-        </w:rPr>
-        <w:t>json</w:t>
-      </w:r>
-      <w:proofErr w:type="spellEnd"/>
-      <w:r>
-        <w:rPr>
-          <w:rFonts w:ascii="Times New Roman" w:hAnsi="Times New Roman" w:cs="Times New Roman"/>
-          <w:sz w:val="24"/>
-          <w:szCs w:val="24"/>
-        </w:rPr>
-        <w:t xml:space="preserve"> file or not</w:t>
-      </w:r>
-    </w:p>
-    <w:p>
-      <w:r>
+        <w:t>to save .json file or not</w:t>
+      </w:r>
+    </w:p>
+    <w:p>
+      <w:r>
+        <w:rPr>
+          <w:noProof/>
+        </w:rPr>
         <w:drawing>
           <wp:inline distT="0" distB="0" distL="0" distR="0" wp14:anchorId="345E9826" wp14:editId="2BFFC9CA">
             <wp:extent cx="4610743" cy="2372056"/>
@@ -938,13 +894,8 @@
     </w:p>
     <w:p>
       <w:r>
-        <w:t xml:space="preserve">Contents of </w:t>
-      </w:r>
-      <w:proofErr w:type="spellStart"/>
-      <w:r>
-        <w:t>Student.json</w:t>
-      </w:r>
-      <w:proofErr w:type="spellEnd"/>
+        <w:t>Contents of Student.json</w:t>
+      </w:r>
     </w:p>
     <w:p>
       <w:r>
@@ -958,41 +909,17 @@
     </w:p>
     <w:p>
       <w:r>
-        <w:t xml:space="preserve">        "</w:t>
-      </w:r>
-      <w:proofErr w:type="spellStart"/>
-      <w:r>
-        <w:t>F_Name</w:t>
-      </w:r>
-      <w:proofErr w:type="spellEnd"/>
-      <w:r>
-        <w:t>": "Ellen",</w:t>
-      </w:r>
-    </w:p>
-    <w:p>
-      <w:r>
-        <w:t xml:space="preserve">        "</w:t>
-      </w:r>
-      <w:proofErr w:type="spellStart"/>
-      <w:r>
-        <w:t>L_Name</w:t>
-      </w:r>
-      <w:proofErr w:type="spellEnd"/>
-      <w:r>
-        <w:t>": "Ripley",</w:t>
-      </w:r>
-    </w:p>
-    <w:p>
-      <w:r>
-        <w:t xml:space="preserve">        "</w:t>
-      </w:r>
-      <w:proofErr w:type="spellStart"/>
-      <w:r>
-        <w:t>Student_ID</w:t>
-      </w:r>
-      <w:proofErr w:type="spellEnd"/>
-      <w:r>
-        <w:t>": 45604,</w:t>
+        <w:t xml:space="preserve">        "F_Name": "Ellen",</w:t>
+      </w:r>
+    </w:p>
+    <w:p>
+      <w:r>
+        <w:t xml:space="preserve">        "L_Name": "Ripley",</w:t>
+      </w:r>
+    </w:p>
+    <w:p>
+      <w:r>
+        <w:t xml:space="preserve">        "Student_ID": 45604,</w:t>
       </w:r>
     </w:p>
     <w:p>
@@ -1012,41 +939,17 @@
     </w:p>
     <w:p>
       <w:r>
-        <w:t xml:space="preserve">        "</w:t>
-      </w:r>
-      <w:proofErr w:type="spellStart"/>
-      <w:r>
-        <w:t>F_Name</w:t>
-      </w:r>
-      <w:proofErr w:type="spellEnd"/>
-      <w:r>
-        <w:t>": "Arthur",</w:t>
-      </w:r>
-    </w:p>
-    <w:p>
-      <w:r>
-        <w:t xml:space="preserve">        "</w:t>
-      </w:r>
-      <w:proofErr w:type="spellStart"/>
-      <w:r>
-        <w:t>L_Name</w:t>
-      </w:r>
-      <w:proofErr w:type="spellEnd"/>
-      <w:r>
-        <w:t>": "Dallas",</w:t>
-      </w:r>
-    </w:p>
-    <w:p>
-      <w:r>
-        <w:t xml:space="preserve">        "</w:t>
-      </w:r>
-      <w:proofErr w:type="spellStart"/>
-      <w:r>
-        <w:t>Student_ID</w:t>
-      </w:r>
-      <w:proofErr w:type="spellEnd"/>
-      <w:r>
-        <w:t>": 45605,</w:t>
+        <w:t xml:space="preserve">        "F_Name": "Arthur",</w:t>
+      </w:r>
+    </w:p>
+    <w:p>
+      <w:r>
+        <w:t xml:space="preserve">        "L_Name": "Dallas",</w:t>
+      </w:r>
+    </w:p>
+    <w:p>
+      <w:r>
+        <w:t xml:space="preserve">        "Student_ID": 45605,</w:t>
       </w:r>
     </w:p>
     <w:p>
@@ -1067,41 +970,17 @@
     </w:p>
     <w:p>
       <w:r>
-        <w:t xml:space="preserve">        "</w:t>
-      </w:r>
-      <w:proofErr w:type="spellStart"/>
-      <w:r>
-        <w:t>F_Name</w:t>
-      </w:r>
-      <w:proofErr w:type="spellEnd"/>
-      <w:r>
-        <w:t>": "Joan",</w:t>
-      </w:r>
-    </w:p>
-    <w:p>
-      <w:r>
-        <w:t xml:space="preserve">        "</w:t>
-      </w:r>
-      <w:proofErr w:type="spellStart"/>
-      <w:r>
-        <w:t>L_Name</w:t>
-      </w:r>
-      <w:proofErr w:type="spellEnd"/>
-      <w:r>
-        <w:t>": "Lambert",</w:t>
-      </w:r>
-    </w:p>
-    <w:p>
-      <w:r>
-        <w:t xml:space="preserve">        "</w:t>
-      </w:r>
-      <w:proofErr w:type="spellStart"/>
-      <w:r>
-        <w:t>Student_ID</w:t>
-      </w:r>
-      <w:proofErr w:type="spellEnd"/>
-      <w:r>
-        <w:t>": 45714,</w:t>
+        <w:t xml:space="preserve">        "F_Name": "Joan",</w:t>
+      </w:r>
+    </w:p>
+    <w:p>
+      <w:r>
+        <w:t xml:space="preserve">        "L_Name": "Lambert",</w:t>
+      </w:r>
+    </w:p>
+    <w:p>
+      <w:r>
+        <w:t xml:space="preserve">        "Student_ID": 45714,</w:t>
       </w:r>
     </w:p>
     <w:p>
@@ -1121,41 +1000,17 @@
     </w:p>
     <w:p>
       <w:r>
-        <w:t xml:space="preserve">        "</w:t>
-      </w:r>
-      <w:proofErr w:type="spellStart"/>
-      <w:r>
-        <w:t>F_Name</w:t>
-      </w:r>
-      <w:proofErr w:type="spellEnd"/>
-      <w:r>
-        <w:t>": "Thomas",</w:t>
-      </w:r>
-    </w:p>
-    <w:p>
-      <w:r>
-        <w:t xml:space="preserve">        "</w:t>
-      </w:r>
-      <w:proofErr w:type="spellStart"/>
-      <w:r>
-        <w:t>L_Name</w:t>
-      </w:r>
-      <w:proofErr w:type="spellEnd"/>
-      <w:r>
-        <w:t>": "Kane",</w:t>
-      </w:r>
-    </w:p>
-    <w:p>
-      <w:r>
-        <w:t xml:space="preserve">        "</w:t>
-      </w:r>
-      <w:proofErr w:type="spellStart"/>
-      <w:r>
-        <w:t>Student_ID</w:t>
-      </w:r>
-      <w:proofErr w:type="spellEnd"/>
-      <w:r>
-        <w:t>": 68554,</w:t>
+        <w:t xml:space="preserve">        "F_Name": "Thomas",</w:t>
+      </w:r>
+    </w:p>
+    <w:p>
+      <w:r>
+        <w:t xml:space="preserve">        "L_Name": "Kane",</w:t>
+      </w:r>
+    </w:p>
+    <w:p>
+      <w:r>
+        <w:t xml:space="preserve">        "Student_ID": 68554,</w:t>
       </w:r>
     </w:p>
     <w:p>
@@ -1175,41 +1030,17 @@
     </w:p>
     <w:p>
       <w:r>
-        <w:t xml:space="preserve">        "</w:t>
-      </w:r>
-      <w:proofErr w:type="spellStart"/>
-      <w:r>
-        <w:t>F_Name</w:t>
-      </w:r>
-      <w:proofErr w:type="spellEnd"/>
-      <w:r>
-        <w:t>": "Zach",</w:t>
-      </w:r>
-    </w:p>
-    <w:p>
-      <w:r>
-        <w:t xml:space="preserve">        "</w:t>
-      </w:r>
-      <w:proofErr w:type="spellStart"/>
-      <w:r>
-        <w:t>L_Name</w:t>
-      </w:r>
-      <w:proofErr w:type="spellEnd"/>
-      <w:r>
-        <w:t>": "Donohue",</w:t>
-      </w:r>
-    </w:p>
-    <w:p>
-      <w:r>
-        <w:t xml:space="preserve">        "</w:t>
-      </w:r>
-      <w:proofErr w:type="spellStart"/>
-      <w:r>
-        <w:t>Student_ID</w:t>
-      </w:r>
-      <w:proofErr w:type="spellEnd"/>
-      <w:r>
-        <w:t>": 8675309,</w:t>
+        <w:t xml:space="preserve">        "F_Name": "Zach",</w:t>
+      </w:r>
+    </w:p>
+    <w:p>
+      <w:r>
+        <w:t xml:space="preserve">        "L_Name": "Donohue",</w:t>
+      </w:r>
+    </w:p>
+    <w:p>
+      <w:r>
+        <w:t xml:space="preserve">        "Student_ID": 8675309,</w:t>
       </w:r>
     </w:p>
     <w:p>
@@ -1236,17 +1067,52 @@
           <w:noProof/>
         </w:rPr>
       </w:pPr>
-      <w:proofErr w:type="spellStart"/>
       <w:r>
         <w:lastRenderedPageBreak/>
-        <w:t>Github</w:t>
-      </w:r>
-      <w:proofErr w:type="spellEnd"/>
-      <w:r>
-        <w:t xml:space="preserve"> Upload</w:t>
+        <w:t>Github Upload</w:t>
       </w:r>
       <w:r>
         <w:br/>
+      </w:r>
+      <w:r>
+        <w:rPr>
+          <w:noProof/>
+        </w:rPr>
+        <w:drawing>
+          <wp:inline distT="0" distB="0" distL="0" distR="0" wp14:anchorId="1C06A8B2" wp14:editId="69DE3EC1">
+            <wp:extent cx="5943600" cy="3985895"/>
+            <wp:effectExtent l="0" t="0" r="0" b="0"/>
+            <wp:docPr id="125197670" name="Picture 1"/>
+            <wp:cNvGraphicFramePr>
+              <a:graphicFrameLocks xmlns:a="http://schemas.openxmlformats.org/drawingml/2006/main" noChangeAspect="1"/>
+            </wp:cNvGraphicFramePr>
+            <a:graphic xmlns:a="http://schemas.openxmlformats.org/drawingml/2006/main">
+              <a:graphicData uri="http://schemas.openxmlformats.org/drawingml/2006/picture">
+                <pic:pic xmlns:pic="http://schemas.openxmlformats.org/drawingml/2006/picture">
+                  <pic:nvPicPr>
+                    <pic:cNvPr id="125197670" name=""/>
+                    <pic:cNvPicPr/>
+                  </pic:nvPicPr>
+                  <pic:blipFill>
+                    <a:blip r:embed="rId14"/>
+                    <a:stretch>
+                      <a:fillRect/>
+                    </a:stretch>
+                  </pic:blipFill>
+                  <pic:spPr>
+                    <a:xfrm>
+                      <a:off x="0" y="0"/>
+                      <a:ext cx="5943600" cy="3985895"/>
+                    </a:xfrm>
+                    <a:prstGeom prst="rect">
+                      <a:avLst/>
+                    </a:prstGeom>
+                  </pic:spPr>
+                </pic:pic>
+              </a:graphicData>
+            </a:graphic>
+          </wp:inline>
+        </w:drawing>
       </w:r>
     </w:p>
     <w:p/>
@@ -1281,7 +1147,6 @@
         </w:rPr>
         <w:t xml:space="preserve">Lucid Software. (2025). </w:t>
       </w:r>
-      <w:proofErr w:type="spellStart"/>
       <w:r>
         <w:rPr>
           <w:rFonts w:ascii="Times New Roman" w:hAnsi="Times New Roman" w:cs="Times New Roman"/>
@@ -1292,7 +1157,6 @@
         </w:rPr>
         <w:t>Lucidchart</w:t>
       </w:r>
-      <w:proofErr w:type="spellEnd"/>
       <w:r>
         <w:rPr>
           <w:rFonts w:ascii="Times New Roman" w:hAnsi="Times New Roman" w:cs="Times New Roman"/>
@@ -1301,7 +1165,7 @@
         </w:rPr>
         <w:t xml:space="preserve"> [Web-based diagramming tool]. </w:t>
       </w:r>
-      <w:hyperlink r:id="rId14" w:history="1">
+      <w:hyperlink r:id="rId15" w:history="1">
         <w:r>
           <w:rPr>
             <w:rStyle w:val="Hyperlink"/>
@@ -1320,10 +1184,10 @@
       </w:pPr>
     </w:p>
     <w:sectPr>
-      <w:headerReference w:type="default" r:id="rId15"/>
-      <w:footerReference w:type="default" r:id="rId16"/>
-      <w:headerReference w:type="first" r:id="rId17"/>
-      <w:footerReference w:type="first" r:id="rId18"/>
+      <w:headerReference w:type="default" r:id="rId16"/>
+      <w:footerReference w:type="default" r:id="rId17"/>
+      <w:headerReference w:type="first" r:id="rId18"/>
+      <w:footerReference w:type="first" r:id="rId19"/>
       <w:type w:val="continuous"/>
       <w:pgSz w:w="12240" w:h="15840" w:code="1"/>
       <w:pgMar w:top="1440" w:right="1440" w:bottom="1440" w:left="1440" w:header="720" w:footer="720" w:gutter="0"/>
